--- a/docs/deliverables/2026-09_applicability_audit/manuscript_cn.docx
+++ b/docs/deliverables/2026-09_applicability_audit/manuscript_cn.docx
@@ -3725,7 +3725,7 @@
         <w:pStyle w:val="FirstParagraph"/>
       </w:pPr>
       <w:r>
-        <w:t xml:space="preserve">公开审阅仓是经过删减、用于审阅和复现核对的子集。它实际公开了用于核对公开投影和计数的材料、修正数据与任务可行性报告、冻结模拟和外部诊断汇总、图件来源记录、历史模型文档以及公开复现检查说明；它不是完整私有研究环境。</w:t>
+        <w:t>本公开导师审阅仓包含当前英文正文、完整中文对照稿、补充材料、冻结审阅图件以及一份冻结计数摘要。它用于导师阅读和阶段审阅，不是完整复现包或完整研究环境。</w:t>
       </w:r>
     </w:p>
     <w:p>
@@ -3733,7 +3733,7 @@
         <w:pStyle w:val="BodyText"/>
       </w:pPr>
       <w:r>
-        <w:t xml:space="preserve">公开仓没有包含论文语料全文或原始论文 PDF/整页来源图、完整私有事实表和来源重建材料、私有清洗/来源映射、本机路径元数据或历史模型二进制。因此，公开仓本身不足以完成逐篇原文复核或完整历史模型重训。</w:t>
+        <w:t>本仓不包含论文语料全文或原始论文 PDF/整页来源图、完整私有事实表和来源重建材料、私有清洗/来源映射、本机路径元数据或历史模型二进制。因此，如需来源级复核，应按 DOI 自行取得相应论文并独立核对。</w:t>
       </w:r>
     </w:p>
     <w:p>
@@ -3741,7 +3741,7 @@
         <w:pStyle w:val="BodyText"/>
       </w:pPr>
       <w:r>
-        <w:t xml:space="preserve">正文和补充材料是既有冻结科学输出的审阅派生稿。随附交付说明单独记录版本对应与文档检查，不将这些检查等同于科学核验。</w:t>
+        <w:t>正文和补充材料是既有冻结科学输出的审阅派生稿。公开文档与机械一致性检查不构成对底层材料、测量或来源判断的独立人工认证。</w:t>
       </w:r>
     </w:p>
     <w:bookmarkEnd w:id="46"/>
